--- a/resume/cv-short.docx
+++ b/resume/cv-short.docx
@@ -864,6 +864,35 @@
           <w:szCs w:val="16"/>
         </w:rPr>
         <w:t>Honors</w:t>
+      </w:r>
+    </w:p>
+    <w:p>
+      <w:pPr>
+        <w:pBdr>
+          <w:top w:val="nil"/>
+          <w:left w:val="nil"/>
+          <w:bottom w:val="nil"/>
+          <w:right w:val="nil"/>
+          <w:between w:val="nil"/>
+        </w:pBdr>
+        <w:spacing w:line="240" w:lineRule="auto"/>
+        <w:ind w:left="0" w:hanging="2"/>
+        <w:jc w:val="left"/>
+        <w:rPr>
+          <w:rFonts w:ascii="Times New Roman" w:eastAsia="Times New Roman"/>
+          <w:color w:val="000000"/>
+          <w:sz w:val="16"/>
+          <w:szCs w:val="16"/>
+        </w:rPr>
+      </w:pPr>
+      <w:r>
+        <w:rPr>
+          <w:rFonts w:ascii="Times New Roman" w:eastAsia="Times New Roman"/>
+          <w:color w:val="000000"/>
+          <w:sz w:val="16"/>
+          <w:szCs w:val="16"/>
+        </w:rPr>
+        <w:t xml:space="preserve">VLDB 2026 Distinguished Associate Editor, 2026</w:t>
       </w:r>
     </w:p>
     <w:p>

--- a/resume/cv-short.docx
+++ b/resume/cv-short.docx
@@ -26,7 +26,7 @@
           <w:color w:val="000000"/>
           <w:szCs w:val="20"/>
         </w:rPr>
-        <w:t>August 29</w:t>
+        <w:t>September 14</w:t>
       </w:r>
       <w:r>
         <w:rPr>
@@ -42,7 +42,7 @@
           <w:color w:val="000000"/>
           <w:szCs w:val="20"/>
         </w:rPr>
-        <w:t>5</w:t>
+        <w:t>6</w:t>
       </w:r>
     </w:p>
     <w:p>
@@ -2701,7 +2701,7 @@
           <w:sz w:val="16"/>
           <w:szCs w:val="16"/>
         </w:rPr>
-        <w:t>Workshop Co-chair, ACM 18th Conf. on Information and Knowledge Management (ACM CIKM), Beijing, China, Oct. 2009</w:t>
+        <w:t>Workshop Co-chair, ACM 18th Conf. on Information and Knowledge Management (ACM CIKM), Hong Kong, China, Oct. 2009</w:t>
       </w:r>
     </w:p>
     <w:p>
@@ -3270,6 +3270,181 @@
           <w:szCs w:val="16"/>
         </w:rPr>
         <w:t>Publications</w:t>
+      </w:r>
+    </w:p>
+    <w:p>
+      <w:pPr>
+        <w:numPr>
+          <w:ilvl w:val="0"/>
+          <w:numId w:val="1"/>
+        </w:numPr>
+        <w:pBdr>
+          <w:top w:val="nil"/>
+          <w:left w:val="nil"/>
+          <w:bottom w:val="nil"/>
+          <w:right w:val="nil"/>
+          <w:between w:val="nil"/>
+        </w:pBdr>
+        <w:tabs>
+          <w:tab w:val="left" w:pos="448"/>
+        </w:tabs>
+        <w:spacing w:line="240" w:lineRule="auto"/>
+        <w:ind w:left="0" w:hanging="2"/>
+        <w:rPr>
+          <w:rFonts w:ascii="Times New Roman" w:eastAsia="Times New Roman"/>
+          <w:color w:val="000000"/>
+          <w:sz w:val="16"/>
+          <w:szCs w:val="16"/>
+        </w:rPr>
+      </w:pPr>
+      <w:r>
+        <w:rPr>
+          <w:rFonts w:ascii="Times New Roman" w:eastAsia="Times New Roman" w:hint="eastAsia"/>
+          <w:color w:val="000000"/>
+          <w:sz w:val="16"/>
+          <w:szCs w:val="16"/>
+        </w:rPr>
+        <w:t xml:space="preserve">Yoon, T., Lee, T., Lee, J., Kim, K., Tak, B., and Han, W., “Cache Replacement in Direct-Access Cloud OLAP—An Experimental Comparison and Practical Guidance,” In 53rd Int’l Conf. on Management of Data, ACM SIGMOD, Huntington Beach, CA, USA, June 2027. (corresponding author)</w:t>
+      </w:r>
+    </w:p>
+    <w:p>
+      <w:pPr>
+        <w:numPr>
+          <w:ilvl w:val="0"/>
+          <w:numId w:val="1"/>
+        </w:numPr>
+        <w:pBdr>
+          <w:top w:val="nil"/>
+          <w:left w:val="nil"/>
+          <w:bottom w:val="nil"/>
+          <w:right w:val="nil"/>
+          <w:between w:val="nil"/>
+        </w:pBdr>
+        <w:tabs>
+          <w:tab w:val="left" w:pos="448"/>
+        </w:tabs>
+        <w:spacing w:line="240" w:lineRule="auto"/>
+        <w:ind w:left="0" w:hanging="2"/>
+        <w:rPr>
+          <w:rFonts w:ascii="Times New Roman" w:eastAsia="Times New Roman"/>
+          <w:color w:val="000000"/>
+          <w:sz w:val="16"/>
+          <w:szCs w:val="16"/>
+        </w:rPr>
+      </w:pPr>
+      <w:r>
+        <w:rPr>
+          <w:rFonts w:ascii="Times New Roman" w:eastAsia="Times New Roman" w:hint="eastAsia"/>
+          <w:color w:val="000000"/>
+          <w:sz w:val="16"/>
+          <w:szCs w:val="16"/>
+        </w:rPr>
+        <w:t xml:space="preserve">Ha, J., Park, Y., and Han, W., “CADENZA: Compiling Natural-Language Intent into Task-Specific Operator DAGs for Semantic Query Processing,” In 53rd Int’l Conf. on Management of Data, ACM SIGMOD, Huntington Beach, CA, USA, June 2027. (corresponding author)</w:t>
+      </w:r>
+    </w:p>
+    <w:p>
+      <w:pPr>
+        <w:numPr>
+          <w:ilvl w:val="0"/>
+          <w:numId w:val="1"/>
+        </w:numPr>
+        <w:pBdr>
+          <w:top w:val="nil"/>
+          <w:left w:val="nil"/>
+          <w:bottom w:val="nil"/>
+          <w:right w:val="nil"/>
+          <w:between w:val="nil"/>
+        </w:pBdr>
+        <w:tabs>
+          <w:tab w:val="left" w:pos="448"/>
+        </w:tabs>
+        <w:spacing w:line="240" w:lineRule="auto"/>
+        <w:ind w:left="0" w:hanging="2"/>
+        <w:rPr>
+          <w:rFonts w:ascii="Times New Roman" w:eastAsia="Times New Roman"/>
+          <w:color w:val="000000"/>
+          <w:sz w:val="16"/>
+          <w:szCs w:val="16"/>
+        </w:rPr>
+      </w:pPr>
+      <w:r>
+        <w:rPr>
+          <w:rFonts w:ascii="Times New Roman" w:eastAsia="Times New Roman" w:hint="eastAsia"/>
+          <w:color w:val="000000"/>
+          <w:sz w:val="16"/>
+          <w:szCs w:val="16"/>
+        </w:rPr>
+        <w:t xml:space="preserve">Cha, S., Park, S., and Han, W., “TRACE: Table–Text Relationalization and Completion of Evidence for Coverage-Sensitive QA,” In Proc., the 2026 Conference on Empirical Methods in Natural Language Processing, EMNLP, Budapest, Hungary, October 2026. (corresponding author)</w:t>
+      </w:r>
+    </w:p>
+    <w:p>
+      <w:pPr>
+        <w:numPr>
+          <w:ilvl w:val="0"/>
+          <w:numId w:val="1"/>
+        </w:numPr>
+        <w:pBdr>
+          <w:top w:val="nil"/>
+          <w:left w:val="nil"/>
+          <w:bottom w:val="nil"/>
+          <w:right w:val="nil"/>
+          <w:between w:val="nil"/>
+        </w:pBdr>
+        <w:tabs>
+          <w:tab w:val="left" w:pos="448"/>
+        </w:tabs>
+        <w:spacing w:line="240" w:lineRule="auto"/>
+        <w:ind w:left="0" w:hanging="2"/>
+        <w:rPr>
+          <w:rFonts w:ascii="Times New Roman" w:eastAsia="Times New Roman"/>
+          <w:color w:val="000000"/>
+          <w:sz w:val="16"/>
+          <w:szCs w:val="16"/>
+        </w:rPr>
+      </w:pPr>
+      <w:r>
+        <w:rPr>
+          <w:rFonts w:ascii="Times New Roman" w:eastAsia="Times New Roman" w:hint="eastAsia"/>
+          <w:color w:val="000000"/>
+          <w:sz w:val="16"/>
+          <w:szCs w:val="16"/>
+        </w:rPr>
+        <w:t xml:space="preserve">Ha, J., Park, Y., and Han, W., “CADENZA in Action: Breaking the Monolith with Intent-Dependent Plan Spaces for Semantic Queries,” In 52nd Int’l Conf. on Very Large Data Bases (VLDB) / Proc. the VLDB Endowment (PVLDB), Boston, MA, US, August 2026. (demo) (corresponding author)</w:t>
+      </w:r>
+    </w:p>
+    <w:p>
+      <w:pPr>
+        <w:numPr>
+          <w:ilvl w:val="0"/>
+          <w:numId w:val="1"/>
+        </w:numPr>
+        <w:pBdr>
+          <w:top w:val="nil"/>
+          <w:left w:val="nil"/>
+          <w:bottom w:val="nil"/>
+          <w:right w:val="nil"/>
+          <w:between w:val="nil"/>
+        </w:pBdr>
+        <w:tabs>
+          <w:tab w:val="left" w:pos="448"/>
+        </w:tabs>
+        <w:spacing w:line="240" w:lineRule="auto"/>
+        <w:ind w:left="0" w:hanging="2"/>
+        <w:rPr>
+          <w:rFonts w:ascii="Times New Roman" w:eastAsia="Times New Roman"/>
+          <w:color w:val="000000"/>
+          <w:sz w:val="16"/>
+          <w:szCs w:val="16"/>
+        </w:rPr>
+      </w:pPr>
+      <w:r>
+        <w:rPr>
+          <w:rFonts w:ascii="Times New Roman" w:eastAsia="Times New Roman" w:hint="eastAsia"/>
+          <w:color w:val="000000"/>
+          <w:sz w:val="16"/>
+          <w:szCs w:val="16"/>
+        </w:rPr>
+        <w:t xml:space="preserve">Lee, T., Ha, J., Tak, B., and Han, W., “TurboLynx in Action: A Schemaless Graph Engine for General-Purpose Analytics,” In 52nd Int’l Conf. on Very Large Data Bases (VLDB) / Proc. the VLDB Endowment (PVLDB), Boston, MA, US, August 2026. (demo) (co-corresponding author)</w:t>
       </w:r>
     </w:p>
     <w:p>
@@ -10590,7 +10765,7 @@
           <w:sz w:val="16"/>
           <w:szCs w:val="16"/>
         </w:rPr>
-        <w:t>Big Graph Data Processing, the 2nd International DASFAA Workshop on Big Data Management and Analytics, Bali, Indonesia, Apr. 21, 2014.</w:t>
+        <w:t>Big Graph Data Processing, the 19th International Conference on Database Systems for Advanced Applications (DASFAA), Bali, Indonesia, Apr. 21, 2014.</w:t>
       </w:r>
     </w:p>
     <w:sectPr>

--- a/resume/cv-short.docx
+++ b/resume/cv-short.docx
@@ -980,35 +980,6 @@
           <w:szCs w:val="16"/>
         </w:rPr>
         <w:t xml:space="preserve">National Academy of Engineering of Korea (NAEK) member, 2025.12</w:t>
-      </w:r>
-    </w:p>
-    <w:p>
-      <w:pPr>
-        <w:pBdr>
-          <w:top w:val="nil"/>
-          <w:left w:val="nil"/>
-          <w:bottom w:val="nil"/>
-          <w:right w:val="nil"/>
-          <w:between w:val="nil"/>
-        </w:pBdr>
-        <w:spacing w:line="240" w:lineRule="auto"/>
-        <w:ind w:left="0" w:hanging="2"/>
-        <w:jc w:val="left"/>
-        <w:rPr>
-          <w:rFonts w:ascii="Times New Roman" w:eastAsia="Times New Roman"/>
-          <w:color w:val="000000"/>
-          <w:sz w:val="16"/>
-          <w:szCs w:val="16"/>
-        </w:rPr>
-      </w:pPr>
-      <w:r>
-        <w:rPr>
-          <w:rFonts w:ascii="Times New Roman" w:eastAsia="Times New Roman"/>
-          <w:color w:val="000000"/>
-          <w:sz w:val="16"/>
-          <w:szCs w:val="16"/>
-        </w:rPr>
-        <w:t xml:space="preserve">Sigmod 2025 Distinguished PC member, 2025</w:t>
       </w:r>
     </w:p>
     <w:p>

--- a/resume/cv-short.docx
+++ b/resume/cv-short.docx
@@ -2750,7 +2750,7 @@
           <w:sz w:val="16"/>
           <w:szCs w:val="16"/>
         </w:rPr>
-        <w:t xml:space="preserve">2026, 2025, </w:t>
+        <w:t xml:space="preserve">2027 (industry), 2026, 2025, </w:t>
       </w:r>
       <w:r>
         <w:rPr>

--- a/resume/cv-short.docx
+++ b/resume/cv-short.docx
@@ -2750,7 +2750,7 @@
           <w:sz w:val="16"/>
           <w:szCs w:val="16"/>
         </w:rPr>
-        <w:t xml:space="preserve">2027 (industry), 2026, 2025, </w:t>
+        <w:t xml:space="preserve">2027 (industrial), 2026, 2025, </w:t>
       </w:r>
       <w:r>
         <w:rPr>

--- a/resume/cv-short.docx
+++ b/resume/cv-short.docx
@@ -2957,7 +2957,7 @@
           <w:sz w:val="16"/>
           <w:szCs w:val="16"/>
         </w:rPr>
-        <w:t>WWW: 2019, 2013, 2012, 2011</w:t>
+        <w:t>WWW: 2019, 2013 (demo), 2012, 2011</w:t>
       </w:r>
     </w:p>
     <w:p>
@@ -3171,6 +3171,42 @@
           <w:szCs w:val="16"/>
         </w:rPr>
         <w:t xml:space="preserve">ICML: 2026</w:t>
+      </w:r>
+    </w:p>
+    <w:p>
+      <w:pPr>
+        <w:pStyle w:val="ac"/>
+        <w:numPr>
+          <w:ilvl w:val="0"/>
+          <w:numId w:val="3"/>
+        </w:numPr>
+        <w:pBdr>
+          <w:top w:val="nil"/>
+          <w:left w:val="nil"/>
+          <w:bottom w:val="nil"/>
+          <w:right w:val="nil"/>
+          <w:between w:val="nil"/>
+        </w:pBdr>
+        <w:tabs>
+          <w:tab w:val="left" w:pos="1440"/>
+        </w:tabs>
+        <w:spacing w:line="240" w:lineRule="auto"/>
+        <w:ind w:leftChars="0" w:firstLineChars="0"/>
+        <w:rPr>
+          <w:rFonts w:ascii="Times New Roman" w:eastAsia="Times New Roman"/>
+          <w:color w:val="000000"/>
+          <w:sz w:val="16"/>
+          <w:szCs w:val="16"/>
+        </w:rPr>
+      </w:pPr>
+      <w:r>
+        <w:rPr>
+          <w:rFonts w:ascii="Times New Roman" w:eastAsia="Times New Roman"/>
+          <w:color w:val="000000"/>
+          <w:sz w:val="16"/>
+          <w:szCs w:val="16"/>
+        </w:rPr>
+        <w:t>ICLR: 2026, 2025</w:t>
       </w:r>
     </w:p>
     <w:p>

--- a/resume/cv-short.docx
+++ b/resume/cv-short.docx
@@ -26,7 +26,7 @@
           <w:color w:val="000000"/>
           <w:szCs w:val="20"/>
         </w:rPr>
-        <w:t>September 14</w:t>
+        <w:t>October 27, 2026</w:t>
       </w:r>
       <w:r>
         <w:rPr>
@@ -34,7 +34,6 @@
           <w:color w:val="000000"/>
           <w:szCs w:val="20"/>
         </w:rPr>
-        <w:t>, 202</w:t>
       </w:r>
       <w:r>
         <w:rPr>
@@ -42,7 +41,6 @@
           <w:color w:val="000000"/>
           <w:szCs w:val="20"/>
         </w:rPr>
-        <w:t>6</w:t>
       </w:r>
     </w:p>
     <w:p>
@@ -1405,6 +1403,43 @@
           <w:szCs w:val="16"/>
         </w:rPr>
         <w:t>Trustee, The VLDB Endowment, 2022 - 2027</w:t>
+      </w:r>
+    </w:p>
+    <w:p>
+      <w:pPr>
+        <w:pStyle w:val="ac"/>
+        <w:numPr>
+          <w:ilvl w:val="0"/>
+          <w:numId w:val="3"/>
+        </w:numPr>
+        <w:pBdr>
+          <w:top w:val="nil"/>
+          <w:left w:val="nil"/>
+          <w:bottom w:val="nil"/>
+          <w:right w:val="nil"/>
+          <w:between w:val="nil"/>
+        </w:pBdr>
+        <w:tabs>
+          <w:tab w:val="left" w:pos="1440"/>
+        </w:tabs>
+        <w:adjustRightInd w:val="0"/>
+        <w:spacing w:line="240" w:lineRule="auto"/>
+        <w:ind w:leftChars="0" w:firstLineChars="0"/>
+        <w:rPr>
+          <w:rFonts w:ascii="Times New Roman"/>
+          <w:color w:val="000000"/>
+          <w:sz w:val="16"/>
+          <w:szCs w:val="16"/>
+        </w:rPr>
+      </w:pPr>
+      <w:r>
+        <w:rPr>
+          <w:rFonts w:ascii="Times New Roman" w:eastAsia="Times New Roman"/>
+          <w:color w:val="000000"/>
+          <w:sz w:val="16"/>
+          <w:szCs w:val="16"/>
+        </w:rPr>
+        <w:t>Steering Committee Member, The International Conference on Database Systems for Advanced Applications (DASFAA), 2026 - Present</w:t>
       </w:r>
     </w:p>
     <w:p>
